--- a/notes/session-07-notes.docx
+++ b/notes/session-07-notes.docx
@@ -713,7 +713,7 @@
           <w:sz w:val="22"/>
           <w:szCs w:val="22"/>
         </w:rPr>
-        <w:t xml:space="preserve">Romans 6:4 read aloud. Peterson and Pageau establish that descent-rebirth saturates myth and nature; Paul announces it was enacted on the believer personally: buried with him, raised to new life. Every baptism is a belly story with a happy ending. If class members remember their baptisms, let one or two tell it briefly. Note for you rather than for the room: this is the one Go Deeper slide in the course that does not press past its two witnesses, and the slide says so out loud. That is deliberate. They are simply right here, and saying so plainly on the weeks it is true is what makes the pressing credible on the weeks it is needed.</w:t>
+        <w:t>Begin with the echoes of descent and renewal in stories and creation: the buried seed, winter before spring, night before morning. Then read Romans 6:4 aloud. Paul announces the believer's union with Christ in his death and resurrection: buried with him, raised to new life. Every baptism is a belly story with a happy ending. If class members remember their baptisms, let one or two tell it briefly. Keep the connection anchored in what Paul says; the natural images illustrate it, while Christ's resurrection makes it possible.</w:t>
       </w:r>
     </w:p>
     <w:p>
@@ -1227,7 +1227,7 @@
           <w:sz w:val="22"/>
           <w:szCs w:val="22"/>
         </w:rPr>
-        <w:t xml:space="preserve">Descent literature is everywhere in myth (Inanna, Orpheus, Aeneas) and Peterson's Maps of Meaning reads them as the psyche's necessary passage through chaos toward renewal. Affirm the observation; then note the gospel difference: Christ's descent is not a psychological passage but a historical rescue mission, and its fruit is not self-actualization but justification and new life (Romans 6).</w:t>
+        <w:t>Descent stories recur in ancient literature, including Inanna, Orpheus, and Aeneas. Their journeys into darkness help us recognize the human experience of crisis and change. Keep the gospel's distinctive claim clear: Christ's descent and resurrection are a historical rescue, and their fruit is justification and new life, not simply personal growth (Romans 6).</w:t>
       </w:r>
     </w:p>
     <w:p>

--- a/notes/session-07-notes.docx
+++ b/notes/session-07-notes.docx
@@ -75,6 +75,16 @@
       </w:r>
     </w:p>
     <w:p>
+      <w:pPr/>
+      <w:r>
+        <w:rPr>
+          <w:rFonts w:ascii="Georgia" w:hAnsi="Georgia"/>
+          <w:sz w:val="22"/>
+        </w:rPr>
+        <w:t>Presentation controls: Use Slides to jump directly to a numbered slide, Notes to open this document, F for fullscreen, and B to blank or restore the screen. Resume teaching on the home screen returns to the last saved position in this browser. On-screen slide numbers match these notes. Keep private notes on a separate device or display.</w:t>
+      </w:r>
+    </w:p>
+    <w:p>
       <w:pPr>
         <w:pStyle w:val="Heading1"/>
         <w:spacing w:after="160" w:before="360"/>
@@ -533,6 +543,7 @@
       </w:r>
     </w:p>
     <w:p>
+      <w:bookmarkStart w:id="1002" w:name="s07_story_openings"/>
       <w:pPr>
         <w:spacing w:after="160" w:line="300"/>
       </w:pPr>
@@ -554,8 +565,10 @@
         </w:rPr>
         <w:t xml:space="preserve">Pinocchio, Gandalf, Jonah. Note the shared grammar: swallowed, fell, thrown. The descent is never on the hero's wish list.</w:t>
       </w:r>
-    </w:p>
-    <w:p>
+      <w:bookmarkEnd w:id="1002"/>
+    </w:p>
+    <w:p>
+      <w:bookmarkStart w:id="1003" w:name="s07_nobody_signs_up_for_the_belly"/>
       <w:pPr>
         <w:spacing w:after="160" w:line="300"/>
       </w:pPr>
@@ -577,8 +590,10 @@
         </w:rPr>
         <w:t xml:space="preserve">This distinguishes the belly from the call. The call can be refused; the belly simply happens. Yet the stories agree the way down becomes the way through. Do not resolve the tension yet; let it sit.</w:t>
       </w:r>
-    </w:p>
-    <w:p>
+      <w:bookmarkEnd w:id="1003"/>
+    </w:p>
+    <w:p>
+      <w:bookmarkStart w:id="1004" w:name="s07_the_way_down_is_the_way_through"/>
       <w:pPr>
         <w:spacing w:after="160" w:line="300"/>
       </w:pPr>
@@ -600,8 +615,10 @@
         </w:rPr>
         <w:t xml:space="preserve">Say it together. Six sentences now; consider running all six as a litany. The repetition is building the course's spine in their memory.</w:t>
       </w:r>
-    </w:p>
-    <w:p>
+      <w:bookmarkEnd w:id="1004"/>
+    </w:p>
+    <w:p>
+      <w:bookmarkStart w:id="1005" w:name="s07_where_wooden_boys_become_real"/>
       <w:pPr>
         <w:spacing w:after="160" w:line="300"/>
       </w:pPr>
@@ -623,8 +640,10 @@
         </w:rPr>
         <w:t xml:space="preserve">He enters the whale for love of his father, and inside it the lying, running puppet becomes brave, truthful, selfless. If the image is on screen, point at the ribs arching like a cathedral: the belly is where wooden boys become real. That sentence earns its keep in hospital rooms.</w:t>
       </w:r>
-    </w:p>
-    <w:p>
+      <w:bookmarkEnd w:id="1005"/>
+    </w:p>
+    <w:p>
+      <w:bookmarkStart w:id="1006" w:name="s07_grey_goes_down_white_comes_back"/>
       <w:pPr>
         <w:spacing w:after="160" w:line="300"/>
       </w:pPr>
@@ -646,8 +665,10 @@
         </w:rPr>
         <w:t xml:space="preserve">Fell with the shadow, through fire and deep water, and came back changed and brighter. Tolkien, asked about it, pointed plainly at the resurrection shape. Grey goes down; White comes back: descent in Scripture is never merely reversed, it transforms.</w:t>
       </w:r>
-    </w:p>
-    <w:p>
+      <w:bookmarkEnd w:id="1006"/>
+    </w:p>
+    <w:p>
+      <w:bookmarkStart w:id="1007" w:name="s07_jonah_2_1_2_6_niv"/>
       <w:pPr>
         <w:spacing w:after="160" w:line="300"/>
       </w:pPr>
@@ -669,8 +690,10 @@
         </w:rPr>
         <w:t xml:space="preserve">Read the prayer aloud slowly. Jonah prays from inside the fish, not after rescue; the fish IS the rescue, sent by God to catch a drowning man. Rock bottom has strange acoustics: prayers travel well from there. Someone in your room needs exactly that sentence tonight.</w:t>
       </w:r>
-    </w:p>
-    <w:p>
+      <w:bookmarkEnd w:id="1007"/>
+    </w:p>
+    <w:p>
+      <w:bookmarkStart w:id="1008" w:name="s07_matthew_12_39_40_niv"/>
       <w:pPr>
         <w:spacing w:after="160" w:line="300"/>
       </w:pPr>
@@ -692,8 +715,10 @@
         </w:rPr>
         <w:t xml:space="preserve">Jesus reads Jonah as pattern and aims it at himself: three days in the heart of the earth. This validates the whole course's method from the Lord's own mouth, and it dates the pattern's fulfillment. The tomb image behind the text shows light barely beginning at the seams; Sunday is coming but not yet visible. That is where much of the Christian life is lived.</w:t>
       </w:r>
-    </w:p>
-    <w:p>
+      <w:bookmarkEnd w:id="1008"/>
+    </w:p>
+    <w:p>
+      <w:bookmarkStart w:id="1009" w:name="s07_you_have_already_been_in_the_belly"/>
       <w:pPr>
         <w:spacing w:after="160" w:line="300"/>
       </w:pPr>
@@ -715,8 +740,10 @@
         </w:rPr>
         <w:t>Begin with the echoes of descent and renewal in stories and creation: the buried seed, winter before spring, night before morning. Then read Romans 6:4 aloud. Paul announces the believer's union with Christ in his death and resurrection: buried with him, raised to new life. Every baptism is a belly story with a happy ending. If class members remember their baptisms, let one or two tell it briefly. Keep the connection anchored in what Paul says; the natural images illustrate it, while Christ's resurrection makes it possible.</w:t>
       </w:r>
-    </w:p>
-    <w:p>
+      <w:bookmarkEnd w:id="1009"/>
+    </w:p>
+    <w:p>
+      <w:bookmarkStart w:id="1010" w:name="s07_are_you_in_the_belly_right_now"/>
       <w:pPr>
         <w:spacing w:after="160" w:line="300"/>
       </w:pPr>
@@ -738,8 +765,10 @@
         </w:rPr>
         <w:t xml:space="preserve">Ask it plainly: are you in the belly right now? Then the promise, without rushing: not the end of the story; the place prayer starts working; you come up changed, not just rescued. Lead with your own ninety-second story first.</w:t>
       </w:r>
-    </w:p>
-    <w:p>
+      <w:bookmarkEnd w:id="1010"/>
+    </w:p>
+    <w:p>
+      <w:bookmarkStart w:id="1011" w:name="s07_the_way_down"/>
       <w:pPr>
         <w:spacing w:after="160" w:line="300"/>
       </w:pPr>
@@ -761,8 +790,17 @@
         </w:rPr>
         <w:t xml:space="preserve">Somebody in the room is in the belly tonight. Watch faces rather than the clock, and if the conversation goes unusually quiet, consider that this is why. The second Deeper question is a gift from those on the far side of a descent to those still in one, so if an older adult answers it well, let them take their time; that answer will preach better than yours. Resist the urge to tie the hour up neatly. 'This is not the end of your story' is enough, and it is true whether or not anyone feels it yet.</w:t>
       </w:r>
-    </w:p>
-    <w:p>
+      <w:bookmarkEnd w:id="1011"/>
+      <w:r>
+        <w:rPr>
+          <w:rFonts w:ascii="Georgia" w:hAnsi="Georgia"/>
+          <w:sz w:val="22"/>
+        </w:rPr>
+        <w:t xml:space="preserve"> Presentation cue: Questions appear one at a time on this same numbered slide. Next and Back move between questions before changing slides. Use Show all to choose from the full set, then Show one to focus the room. Keep the existing discussion time; you do not need to ask every question.</w:t>
+      </w:r>
+    </w:p>
+    <w:p>
+      <w:bookmarkStart w:id="1012" w:name="s07_the_way_down_is_the_way_through_beca"/>
       <w:pPr>
         <w:spacing w:after="160" w:line="300"/>
       </w:pPr>
@@ -784,6 +822,7 @@
         </w:rPr>
         <w:t xml:space="preserve">The way down is the way through, because Someone went down first. Close in prayer for everyone currently in the deep.</w:t>
       </w:r>
+      <w:bookmarkEnd w:id="1012"/>
     </w:p>
     <w:p>
       <w:pPr>
